--- a/docs/word/09_thiet_bi.docx
+++ b/docs/word/09_thiet_bi.docx
@@ -2940,7 +2940,7 @@
               <w:pStyle w:val="NoiDungBang"/>
             </w:pPr>
             <w:r>
-              <w:t xml:space="preserve">10</w:t>
+              <w:t xml:space="preserve">9</w:t>
             </w:r>
           </w:p>
         </w:tc>
